--- a/Báo Cáo Đồ án CK.docx
+++ b/Báo Cáo Đồ án CK.docx
@@ -1,6 +1,6 @@
 
 <file path=word/document.xml><?xml version="1.0" encoding="utf-8"?>
-<w:document xmlns:wpc="http://schemas.microsoft.com/office/word/2010/wordprocessingCanvas" xmlns:cx="http://schemas.microsoft.com/office/drawing/2014/chartex" xmlns:cx1="http://schemas.microsoft.com/office/drawing/2015/9/8/chartex" xmlns:cx2="http://schemas.microsoft.com/office/drawing/2015/10/21/chartex" xmlns:cx3="http://schemas.microsoft.com/office/drawing/2016/5/9/chartex" xmlns:cx4="http://schemas.microsoft.com/office/drawing/2016/5/10/chartex" xmlns:cx5="http://schemas.microsoft.com/office/drawing/2016/5/11/chartex" xmlns:cx6="http://schemas.microsoft.com/office/drawing/2016/5/12/chartex" xmlns:cx7="http://schemas.microsoft.com/office/drawing/2016/5/13/chartex" xmlns:cx8="http://schemas.microsoft.com/office/drawing/2016/5/14/chartex" xmlns:mc="http://schemas.openxmlformats.org/markup-compatibility/2006" xmlns:aink="http://schemas.microsoft.com/office/drawing/2016/ink" xmlns:am3d="http://schemas.microsoft.com/office/drawing/2017/model3d" xmlns:o="urn:schemas-microsoft-com:office:office" xmlns:r="http://schemas.openxmlformats.org/officeDocument/2006/relationships" xmlns:m="http://schemas.openxmlformats.org/officeDocument/2006/math" xmlns:v="urn:schemas-microsoft-com:vml" xmlns:wp14="http://schemas.microsoft.com/office/word/2010/wordprocessingDrawing" xmlns:wp="http://schemas.openxmlformats.org/drawingml/2006/wordprocessingDrawing" xmlns:w10="urn:schemas-microsoft-com:office:word" xmlns:w="http://schemas.openxmlformats.org/wordprocessingml/2006/main" xmlns:w14="http://schemas.microsoft.com/office/word/2010/wordml" xmlns:w15="http://schemas.microsoft.com/office/word/2012/wordml" xmlns:w16cex="http://schemas.microsoft.com/office/word/2018/wordml/cex" xmlns:w16cid="http://schemas.microsoft.com/office/word/2016/wordml/cid" xmlns:w16="http://schemas.microsoft.com/office/word/2018/wordml" xmlns:w16se="http://schemas.microsoft.com/office/word/2015/wordml/symex" xmlns:wpg="http://schemas.microsoft.com/office/word/2010/wordprocessingGroup" xmlns:wpi="http://schemas.microsoft.com/office/word/2010/wordprocessingInk" xmlns:wne="http://schemas.microsoft.com/office/word/2006/wordml" xmlns:wps="http://schemas.microsoft.com/office/word/2010/wordprocessingShape" mc:Ignorable="w14 w15 w16se w16cid w16 w16cex wp14">
+<w:document xmlns:wpc="http://schemas.microsoft.com/office/word/2010/wordprocessingCanvas" xmlns:cx="http://schemas.microsoft.com/office/drawing/2014/chartex" xmlns:cx1="http://schemas.microsoft.com/office/drawing/2015/9/8/chartex" xmlns:cx2="http://schemas.microsoft.com/office/drawing/2015/10/21/chartex" xmlns:cx3="http://schemas.microsoft.com/office/drawing/2016/5/9/chartex" xmlns:cx4="http://schemas.microsoft.com/office/drawing/2016/5/10/chartex" xmlns:cx5="http://schemas.microsoft.com/office/drawing/2016/5/11/chartex" xmlns:cx6="http://schemas.microsoft.com/office/drawing/2016/5/12/chartex" xmlns:cx7="http://schemas.microsoft.com/office/drawing/2016/5/13/chartex" xmlns:cx8="http://schemas.microsoft.com/office/drawing/2016/5/14/chartex" xmlns:mc="http://schemas.openxmlformats.org/markup-compatibility/2006" xmlns:aink="http://schemas.microsoft.com/office/drawing/2016/ink" xmlns:am3d="http://schemas.microsoft.com/office/drawing/2017/model3d" xmlns:o="urn:schemas-microsoft-com:office:office" xmlns:oel="http://schemas.microsoft.com/office/2019/extlst" xmlns:r="http://schemas.openxmlformats.org/officeDocument/2006/relationships" xmlns:m="http://schemas.openxmlformats.org/officeDocument/2006/math" xmlns:v="urn:schemas-microsoft-com:vml" xmlns:wp14="http://schemas.microsoft.com/office/word/2010/wordprocessingDrawing" xmlns:wp="http://schemas.openxmlformats.org/drawingml/2006/wordprocessingDrawing" xmlns:w10="urn:schemas-microsoft-com:office:word" xmlns:w="http://schemas.openxmlformats.org/wordprocessingml/2006/main" xmlns:w14="http://schemas.microsoft.com/office/word/2010/wordml" xmlns:w15="http://schemas.microsoft.com/office/word/2012/wordml" xmlns:w16cei="http://schemas.microsoft.com/office/word/2026/wordml/cei" xmlns:w16cex="http://schemas.microsoft.com/office/word/2018/wordml/cex" xmlns:w16cid="http://schemas.microsoft.com/office/word/2016/wordml/cid" xmlns:w16="http://schemas.microsoft.com/office/word/2018/wordml" xmlns:w16du="http://schemas.microsoft.com/office/word/2023/wordml/word16du" xmlns:w16sdtdh="http://schemas.microsoft.com/office/word/2020/wordml/sdtdatahash" xmlns:w16sdtfl="http://schemas.microsoft.com/office/word/2024/wordml/sdtformatlock" xmlns:w16se="http://schemas.microsoft.com/office/word/2015/wordml/symex" xmlns:wpg="http://schemas.microsoft.com/office/word/2010/wordprocessingGroup" xmlns:wpi="http://schemas.microsoft.com/office/word/2010/wordprocessingInk" xmlns:wne="http://schemas.microsoft.com/office/word/2006/wordml" xmlns:wps="http://schemas.microsoft.com/office/word/2010/wordprocessingShape" mc:Ignorable="w14 w15 w16se w16cid w16 w16cex w16sdtdh w16sdtfl w16du wp14">
   <w:body>
     <w:p>
       <w:pPr>
@@ -8272,16 +8272,16 @@
           <w:szCs w:val="28"/>
           <w:lang w:val=""/>
         </w:rPr>
-        <w:t>x[n]x[n]</w:t>
-      </w:r>
-      <w:r>
-        <w:rPr>
-          <w:rFonts w:asciiTheme="majorHAnsi" w:eastAsiaTheme="minorEastAsia" w:hAnsiTheme="majorHAnsi" w:cstheme="majorHAnsi"/>
-          <w:color w:val="000000" w:themeColor="text1"/>
-          <w:sz w:val="28"/>
-          <w:szCs w:val="28"/>
-        </w:rPr>
-        <w:t>x[n] (trong miền thời gian) sang miền tần số bằng công thức:</w:t>
+        <w:t>x[n]</w:t>
+      </w:r>
+      <w:r>
+        <w:rPr>
+          <w:rFonts w:asciiTheme="majorHAnsi" w:eastAsiaTheme="minorEastAsia" w:hAnsiTheme="majorHAnsi" w:cstheme="majorHAnsi"/>
+          <w:color w:val="000000" w:themeColor="text1"/>
+          <w:sz w:val="28"/>
+          <w:szCs w:val="28"/>
+        </w:rPr>
+        <w:t xml:space="preserve"> (trong miền thời gian) sang miền tần số bằng công thức:</w:t>
       </w:r>
     </w:p>
     <w:p>
@@ -14745,19 +14745,7 @@
           <w:rPr>
             <w:rStyle w:val="Hyperlink"/>
           </w:rPr>
-          <w:t>https://drive.google.com/file/d/1pdINrIJIYEZ2lMB8yEEwD</w:t>
-        </w:r>
-        <w:r>
-          <w:rPr>
-            <w:rStyle w:val="Hyperlink"/>
-          </w:rPr>
-          <w:t>S</w:t>
-        </w:r>
-        <w:r>
-          <w:rPr>
-            <w:rStyle w:val="Hyperlink"/>
-          </w:rPr>
-          <w:t>lJpHKLOJkq/view?usp=drive_link</w:t>
+          <w:t>https://drive.google.com/file/d/1pdINrIJIYEZ2lMB8yEEwDSlJpHKLOJkq/view?usp=drive_link</w:t>
         </w:r>
       </w:hyperlink>
     </w:p>
@@ -15753,7 +15741,7 @@
 </file>
 
 <file path=word/endnotes.xml><?xml version="1.0" encoding="utf-8"?>
-<w:endnotes xmlns:wpc="http://schemas.microsoft.com/office/word/2010/wordprocessingCanvas" xmlns:cx="http://schemas.microsoft.com/office/drawing/2014/chartex" xmlns:cx1="http://schemas.microsoft.com/office/drawing/2015/9/8/chartex" xmlns:cx2="http://schemas.microsoft.com/office/drawing/2015/10/21/chartex" xmlns:cx3="http://schemas.microsoft.com/office/drawing/2016/5/9/chartex" xmlns:cx4="http://schemas.microsoft.com/office/drawing/2016/5/10/chartex" xmlns:cx5="http://schemas.microsoft.com/office/drawing/2016/5/11/chartex" xmlns:cx6="http://schemas.microsoft.com/office/drawing/2016/5/12/chartex" xmlns:cx7="http://schemas.microsoft.com/office/drawing/2016/5/13/chartex" xmlns:cx8="http://schemas.microsoft.com/office/drawing/2016/5/14/chartex" xmlns:mc="http://schemas.openxmlformats.org/markup-compatibility/2006" xmlns:aink="http://schemas.microsoft.com/office/drawing/2016/ink" xmlns:am3d="http://schemas.microsoft.com/office/drawing/2017/model3d" xmlns:o="urn:schemas-microsoft-com:office:office" xmlns:r="http://schemas.openxmlformats.org/officeDocument/2006/relationships" xmlns:m="http://schemas.openxmlformats.org/officeDocument/2006/math" xmlns:v="urn:schemas-microsoft-com:vml" xmlns:wp14="http://schemas.microsoft.com/office/word/2010/wordprocessingDrawing" xmlns:wp="http://schemas.openxmlformats.org/drawingml/2006/wordprocessingDrawing" xmlns:w10="urn:schemas-microsoft-com:office:word" xmlns:w="http://schemas.openxmlformats.org/wordprocessingml/2006/main" xmlns:w14="http://schemas.microsoft.com/office/word/2010/wordml" xmlns:w15="http://schemas.microsoft.com/office/word/2012/wordml" xmlns:w16cex="http://schemas.microsoft.com/office/word/2018/wordml/cex" xmlns:w16cid="http://schemas.microsoft.com/office/word/2016/wordml/cid" xmlns:w16="http://schemas.microsoft.com/office/word/2018/wordml" xmlns:w16se="http://schemas.microsoft.com/office/word/2015/wordml/symex" xmlns:wpg="http://schemas.microsoft.com/office/word/2010/wordprocessingGroup" xmlns:wpi="http://schemas.microsoft.com/office/word/2010/wordprocessingInk" xmlns:wne="http://schemas.microsoft.com/office/word/2006/wordml" xmlns:wps="http://schemas.microsoft.com/office/word/2010/wordprocessingShape" mc:Ignorable="w14 w15 w16se w16cid w16 w16cex wp14">
+<w:endnotes xmlns:wpc="http://schemas.microsoft.com/office/word/2010/wordprocessingCanvas" xmlns:cx="http://schemas.microsoft.com/office/drawing/2014/chartex" xmlns:cx1="http://schemas.microsoft.com/office/drawing/2015/9/8/chartex" xmlns:cx2="http://schemas.microsoft.com/office/drawing/2015/10/21/chartex" xmlns:cx3="http://schemas.microsoft.com/office/drawing/2016/5/9/chartex" xmlns:cx4="http://schemas.microsoft.com/office/drawing/2016/5/10/chartex" xmlns:cx5="http://schemas.microsoft.com/office/drawing/2016/5/11/chartex" xmlns:cx6="http://schemas.microsoft.com/office/drawing/2016/5/12/chartex" xmlns:cx7="http://schemas.microsoft.com/office/drawing/2016/5/13/chartex" xmlns:cx8="http://schemas.microsoft.com/office/drawing/2016/5/14/chartex" xmlns:mc="http://schemas.openxmlformats.org/markup-compatibility/2006" xmlns:aink="http://schemas.microsoft.com/office/drawing/2016/ink" xmlns:am3d="http://schemas.microsoft.com/office/drawing/2017/model3d" xmlns:o="urn:schemas-microsoft-com:office:office" xmlns:oel="http://schemas.microsoft.com/office/2019/extlst" xmlns:r="http://schemas.openxmlformats.org/officeDocument/2006/relationships" xmlns:m="http://schemas.openxmlformats.org/officeDocument/2006/math" xmlns:v="urn:schemas-microsoft-com:vml" xmlns:wp14="http://schemas.microsoft.com/office/word/2010/wordprocessingDrawing" xmlns:wp="http://schemas.openxmlformats.org/drawingml/2006/wordprocessingDrawing" xmlns:w10="urn:schemas-microsoft-com:office:word" xmlns:w="http://schemas.openxmlformats.org/wordprocessingml/2006/main" xmlns:w14="http://schemas.microsoft.com/office/word/2010/wordml" xmlns:w15="http://schemas.microsoft.com/office/word/2012/wordml" xmlns:w16cei="http://schemas.microsoft.com/office/word/2026/wordml/cei" xmlns:w16cex="http://schemas.microsoft.com/office/word/2018/wordml/cex" xmlns:w16cid="http://schemas.microsoft.com/office/word/2016/wordml/cid" xmlns:w16="http://schemas.microsoft.com/office/word/2018/wordml" xmlns:w16du="http://schemas.microsoft.com/office/word/2023/wordml/word16du" xmlns:w16sdtdh="http://schemas.microsoft.com/office/word/2020/wordml/sdtdatahash" xmlns:w16sdtfl="http://schemas.microsoft.com/office/word/2024/wordml/sdtformatlock" xmlns:w16se="http://schemas.microsoft.com/office/word/2015/wordml/symex" xmlns:wpg="http://schemas.microsoft.com/office/word/2010/wordprocessingGroup" xmlns:wpi="http://schemas.microsoft.com/office/word/2010/wordprocessingInk" xmlns:wne="http://schemas.microsoft.com/office/word/2006/wordml" xmlns:wps="http://schemas.microsoft.com/office/word/2010/wordprocessingShape" mc:Ignorable="w14 w15 w16se w16cid w16 w16cex w16sdtdh w16sdtfl w16du wp14">
   <w:endnote w:type="separator" w:id="-1">
     <w:p>
       <w:pPr>
@@ -15778,7 +15766,7 @@
 </file>
 
 <file path=word/footer1.xml><?xml version="1.0" encoding="utf-8"?>
-<w:ftr xmlns:wpc="http://schemas.microsoft.com/office/word/2010/wordprocessingCanvas" xmlns:cx="http://schemas.microsoft.com/office/drawing/2014/chartex" xmlns:cx1="http://schemas.microsoft.com/office/drawing/2015/9/8/chartex" xmlns:cx2="http://schemas.microsoft.com/office/drawing/2015/10/21/chartex" xmlns:cx3="http://schemas.microsoft.com/office/drawing/2016/5/9/chartex" xmlns:cx4="http://schemas.microsoft.com/office/drawing/2016/5/10/chartex" xmlns:cx5="http://schemas.microsoft.com/office/drawing/2016/5/11/chartex" xmlns:cx6="http://schemas.microsoft.com/office/drawing/2016/5/12/chartex" xmlns:cx7="http://schemas.microsoft.com/office/drawing/2016/5/13/chartex" xmlns:cx8="http://schemas.microsoft.com/office/drawing/2016/5/14/chartex" xmlns:mc="http://schemas.openxmlformats.org/markup-compatibility/2006" xmlns:aink="http://schemas.microsoft.com/office/drawing/2016/ink" xmlns:am3d="http://schemas.microsoft.com/office/drawing/2017/model3d" xmlns:o="urn:schemas-microsoft-com:office:office" xmlns:r="http://schemas.openxmlformats.org/officeDocument/2006/relationships" xmlns:m="http://schemas.openxmlformats.org/officeDocument/2006/math" xmlns:v="urn:schemas-microsoft-com:vml" xmlns:wp14="http://schemas.microsoft.com/office/word/2010/wordprocessingDrawing" xmlns:wp="http://schemas.openxmlformats.org/drawingml/2006/wordprocessingDrawing" xmlns:w10="urn:schemas-microsoft-com:office:word" xmlns:w="http://schemas.openxmlformats.org/wordprocessingml/2006/main" xmlns:w14="http://schemas.microsoft.com/office/word/2010/wordml" xmlns:w15="http://schemas.microsoft.com/office/word/2012/wordml" xmlns:w16cex="http://schemas.microsoft.com/office/word/2018/wordml/cex" xmlns:w16cid="http://schemas.microsoft.com/office/word/2016/wordml/cid" xmlns:w16="http://schemas.microsoft.com/office/word/2018/wordml" xmlns:w16se="http://schemas.microsoft.com/office/word/2015/wordml/symex" xmlns:wpg="http://schemas.microsoft.com/office/word/2010/wordprocessingGroup" xmlns:wpi="http://schemas.microsoft.com/office/word/2010/wordprocessingInk" xmlns:wne="http://schemas.microsoft.com/office/word/2006/wordml" xmlns:wps="http://schemas.microsoft.com/office/word/2010/wordprocessingShape" mc:Ignorable="w14 w15 w16se w16cid w16 w16cex wp14">
+<w:ftr xmlns:wpc="http://schemas.microsoft.com/office/word/2010/wordprocessingCanvas" xmlns:cx="http://schemas.microsoft.com/office/drawing/2014/chartex" xmlns:cx1="http://schemas.microsoft.com/office/drawing/2015/9/8/chartex" xmlns:cx2="http://schemas.microsoft.com/office/drawing/2015/10/21/chartex" xmlns:cx3="http://schemas.microsoft.com/office/drawing/2016/5/9/chartex" xmlns:cx4="http://schemas.microsoft.com/office/drawing/2016/5/10/chartex" xmlns:cx5="http://schemas.microsoft.com/office/drawing/2016/5/11/chartex" xmlns:cx6="http://schemas.microsoft.com/office/drawing/2016/5/12/chartex" xmlns:cx7="http://schemas.microsoft.com/office/drawing/2016/5/13/chartex" xmlns:cx8="http://schemas.microsoft.com/office/drawing/2016/5/14/chartex" xmlns:mc="http://schemas.openxmlformats.org/markup-compatibility/2006" xmlns:aink="http://schemas.microsoft.com/office/drawing/2016/ink" xmlns:am3d="http://schemas.microsoft.com/office/drawing/2017/model3d" xmlns:o="urn:schemas-microsoft-com:office:office" xmlns:oel="http://schemas.microsoft.com/office/2019/extlst" xmlns:r="http://schemas.openxmlformats.org/officeDocument/2006/relationships" xmlns:m="http://schemas.openxmlformats.org/officeDocument/2006/math" xmlns:v="urn:schemas-microsoft-com:vml" xmlns:wp14="http://schemas.microsoft.com/office/word/2010/wordprocessingDrawing" xmlns:wp="http://schemas.openxmlformats.org/drawingml/2006/wordprocessingDrawing" xmlns:w10="urn:schemas-microsoft-com:office:word" xmlns:w="http://schemas.openxmlformats.org/wordprocessingml/2006/main" xmlns:w14="http://schemas.microsoft.com/office/word/2010/wordml" xmlns:w15="http://schemas.microsoft.com/office/word/2012/wordml" xmlns:w16cei="http://schemas.microsoft.com/office/word/2026/wordml/cei" xmlns:w16cex="http://schemas.microsoft.com/office/word/2018/wordml/cex" xmlns:w16cid="http://schemas.microsoft.com/office/word/2016/wordml/cid" xmlns:w16="http://schemas.microsoft.com/office/word/2018/wordml" xmlns:w16du="http://schemas.microsoft.com/office/word/2023/wordml/word16du" xmlns:w16sdtdh="http://schemas.microsoft.com/office/word/2020/wordml/sdtdatahash" xmlns:w16sdtfl="http://schemas.microsoft.com/office/word/2024/wordml/sdtformatlock" xmlns:w16se="http://schemas.microsoft.com/office/word/2015/wordml/symex" xmlns:wpg="http://schemas.microsoft.com/office/word/2010/wordprocessingGroup" xmlns:wpi="http://schemas.microsoft.com/office/word/2010/wordprocessingInk" xmlns:wne="http://schemas.microsoft.com/office/word/2006/wordml" xmlns:wps="http://schemas.microsoft.com/office/word/2010/wordprocessingShape" mc:Ignorable="w14 w15 w16se w16cid w16 w16cex w16sdtdh w16sdtfl w16du wp14">
   <w:sdt>
     <w:sdtPr>
       <w:id w:val="-1815488405"/>
@@ -15787,7 +15775,6 @@
         <w:docPartUnique/>
       </w:docPartObj>
     </w:sdtPr>
-    <w:sdtEndPr/>
     <w:sdtContent>
       <w:p>
         <w:pPr>
@@ -15821,7 +15808,7 @@
 </file>
 
 <file path=word/footnotes.xml><?xml version="1.0" encoding="utf-8"?>
-<w:footnotes xmlns:wpc="http://schemas.microsoft.com/office/word/2010/wordprocessingCanvas" xmlns:cx="http://schemas.microsoft.com/office/drawing/2014/chartex" xmlns:cx1="http://schemas.microsoft.com/office/drawing/2015/9/8/chartex" xmlns:cx2="http://schemas.microsoft.com/office/drawing/2015/10/21/chartex" xmlns:cx3="http://schemas.microsoft.com/office/drawing/2016/5/9/chartex" xmlns:cx4="http://schemas.microsoft.com/office/drawing/2016/5/10/chartex" xmlns:cx5="http://schemas.microsoft.com/office/drawing/2016/5/11/chartex" xmlns:cx6="http://schemas.microsoft.com/office/drawing/2016/5/12/chartex" xmlns:cx7="http://schemas.microsoft.com/office/drawing/2016/5/13/chartex" xmlns:cx8="http://schemas.microsoft.com/office/drawing/2016/5/14/chartex" xmlns:mc="http://schemas.openxmlformats.org/markup-compatibility/2006" xmlns:aink="http://schemas.microsoft.com/office/drawing/2016/ink" xmlns:am3d="http://schemas.microsoft.com/office/drawing/2017/model3d" xmlns:o="urn:schemas-microsoft-com:office:office" xmlns:r="http://schemas.openxmlformats.org/officeDocument/2006/relationships" xmlns:m="http://schemas.openxmlformats.org/officeDocument/2006/math" xmlns:v="urn:schemas-microsoft-com:vml" xmlns:wp14="http://schemas.microsoft.com/office/word/2010/wordprocessingDrawing" xmlns:wp="http://schemas.openxmlformats.org/drawingml/2006/wordprocessingDrawing" xmlns:w10="urn:schemas-microsoft-com:office:word" xmlns:w="http://schemas.openxmlformats.org/wordprocessingml/2006/main" xmlns:w14="http://schemas.microsoft.com/office/word/2010/wordml" xmlns:w15="http://schemas.microsoft.com/office/word/2012/wordml" xmlns:w16cex="http://schemas.microsoft.com/office/word/2018/wordml/cex" xmlns:w16cid="http://schemas.microsoft.com/office/word/2016/wordml/cid" xmlns:w16="http://schemas.microsoft.com/office/word/2018/wordml" xmlns:w16se="http://schemas.microsoft.com/office/word/2015/wordml/symex" xmlns:wpg="http://schemas.microsoft.com/office/word/2010/wordprocessingGroup" xmlns:wpi="http://schemas.microsoft.com/office/word/2010/wordprocessingInk" xmlns:wne="http://schemas.microsoft.com/office/word/2006/wordml" xmlns:wps="http://schemas.microsoft.com/office/word/2010/wordprocessingShape" mc:Ignorable="w14 w15 w16se w16cid w16 w16cex wp14">
+<w:footnotes xmlns:wpc="http://schemas.microsoft.com/office/word/2010/wordprocessingCanvas" xmlns:cx="http://schemas.microsoft.com/office/drawing/2014/chartex" xmlns:cx1="http://schemas.microsoft.com/office/drawing/2015/9/8/chartex" xmlns:cx2="http://schemas.microsoft.com/office/drawing/2015/10/21/chartex" xmlns:cx3="http://schemas.microsoft.com/office/drawing/2016/5/9/chartex" xmlns:cx4="http://schemas.microsoft.com/office/drawing/2016/5/10/chartex" xmlns:cx5="http://schemas.microsoft.com/office/drawing/2016/5/11/chartex" xmlns:cx6="http://schemas.microsoft.com/office/drawing/2016/5/12/chartex" xmlns:cx7="http://schemas.microsoft.com/office/drawing/2016/5/13/chartex" xmlns:cx8="http://schemas.microsoft.com/office/drawing/2016/5/14/chartex" xmlns:mc="http://schemas.openxmlformats.org/markup-compatibility/2006" xmlns:aink="http://schemas.microsoft.com/office/drawing/2016/ink" xmlns:am3d="http://schemas.microsoft.com/office/drawing/2017/model3d" xmlns:o="urn:schemas-microsoft-com:office:office" xmlns:oel="http://schemas.microsoft.com/office/2019/extlst" xmlns:r="http://schemas.openxmlformats.org/officeDocument/2006/relationships" xmlns:m="http://schemas.openxmlformats.org/officeDocument/2006/math" xmlns:v="urn:schemas-microsoft-com:vml" xmlns:wp14="http://schemas.microsoft.com/office/word/2010/wordprocessingDrawing" xmlns:wp="http://schemas.openxmlformats.org/drawingml/2006/wordprocessingDrawing" xmlns:w10="urn:schemas-microsoft-com:office:word" xmlns:w="http://schemas.openxmlformats.org/wordprocessingml/2006/main" xmlns:w14="http://schemas.microsoft.com/office/word/2010/wordml" xmlns:w15="http://schemas.microsoft.com/office/word/2012/wordml" xmlns:w16cei="http://schemas.microsoft.com/office/word/2026/wordml/cei" xmlns:w16cex="http://schemas.microsoft.com/office/word/2018/wordml/cex" xmlns:w16cid="http://schemas.microsoft.com/office/word/2016/wordml/cid" xmlns:w16="http://schemas.microsoft.com/office/word/2018/wordml" xmlns:w16du="http://schemas.microsoft.com/office/word/2023/wordml/word16du" xmlns:w16sdtdh="http://schemas.microsoft.com/office/word/2020/wordml/sdtdatahash" xmlns:w16sdtfl="http://schemas.microsoft.com/office/word/2024/wordml/sdtformatlock" xmlns:w16se="http://schemas.microsoft.com/office/word/2015/wordml/symex" xmlns:wpg="http://schemas.microsoft.com/office/word/2010/wordprocessingGroup" xmlns:wpi="http://schemas.microsoft.com/office/word/2010/wordprocessingInk" xmlns:wne="http://schemas.microsoft.com/office/word/2006/wordml" xmlns:wps="http://schemas.microsoft.com/office/word/2010/wordprocessingShape" mc:Ignorable="w14 w15 w16se w16cid w16 w16cex w16sdtdh w16sdtfl w16du wp14">
   <w:footnote w:type="separator" w:id="-1">
     <w:p>
       <w:pPr>
@@ -15846,7 +15833,7 @@
 </file>
 
 <file path=word/numbering.xml><?xml version="1.0" encoding="utf-8"?>
-<w:numbering xmlns:wpc="http://schemas.microsoft.com/office/word/2010/wordprocessingCanvas" xmlns:cx="http://schemas.microsoft.com/office/drawing/2014/chartex" xmlns:cx1="http://schemas.microsoft.com/office/drawing/2015/9/8/chartex" xmlns:cx2="http://schemas.microsoft.com/office/drawing/2015/10/21/chartex" xmlns:cx3="http://schemas.microsoft.com/office/drawing/2016/5/9/chartex" xmlns:cx4="http://schemas.microsoft.com/office/drawing/2016/5/10/chartex" xmlns:cx5="http://schemas.microsoft.com/office/drawing/2016/5/11/chartex" xmlns:cx6="http://schemas.microsoft.com/office/drawing/2016/5/12/chartex" xmlns:cx7="http://schemas.microsoft.com/office/drawing/2016/5/13/chartex" xmlns:cx8="http://schemas.microsoft.com/office/drawing/2016/5/14/chartex" xmlns:mc="http://schemas.openxmlformats.org/markup-compatibility/2006" xmlns:aink="http://schemas.microsoft.com/office/drawing/2016/ink" xmlns:am3d="http://schemas.microsoft.com/office/drawing/2017/model3d" xmlns:o="urn:schemas-microsoft-com:office:office" xmlns:r="http://schemas.openxmlformats.org/officeDocument/2006/relationships" xmlns:m="http://schemas.openxmlformats.org/officeDocument/2006/math" xmlns:v="urn:schemas-microsoft-com:vml" xmlns:wp14="http://schemas.microsoft.com/office/word/2010/wordprocessingDrawing" xmlns:wp="http://schemas.openxmlformats.org/drawingml/2006/wordprocessingDrawing" xmlns:w10="urn:schemas-microsoft-com:office:word" xmlns:w="http://schemas.openxmlformats.org/wordprocessingml/2006/main" xmlns:w14="http://schemas.microsoft.com/office/word/2010/wordml" xmlns:w15="http://schemas.microsoft.com/office/word/2012/wordml" xmlns:w16cex="http://schemas.microsoft.com/office/word/2018/wordml/cex" xmlns:w16cid="http://schemas.microsoft.com/office/word/2016/wordml/cid" xmlns:w16="http://schemas.microsoft.com/office/word/2018/wordml" xmlns:w16se="http://schemas.microsoft.com/office/word/2015/wordml/symex" xmlns:wpg="http://schemas.microsoft.com/office/word/2010/wordprocessingGroup" xmlns:wpi="http://schemas.microsoft.com/office/word/2010/wordprocessingInk" xmlns:wne="http://schemas.microsoft.com/office/word/2006/wordml" xmlns:wps="http://schemas.microsoft.com/office/word/2010/wordprocessingShape" mc:Ignorable="w14 w15 w16se w16cid w16 w16cex wp14">
+<w:numbering xmlns:wpc="http://schemas.microsoft.com/office/word/2010/wordprocessingCanvas" xmlns:cx="http://schemas.microsoft.com/office/drawing/2014/chartex" xmlns:cx1="http://schemas.microsoft.com/office/drawing/2015/9/8/chartex" xmlns:cx2="http://schemas.microsoft.com/office/drawing/2015/10/21/chartex" xmlns:cx3="http://schemas.microsoft.com/office/drawing/2016/5/9/chartex" xmlns:cx4="http://schemas.microsoft.com/office/drawing/2016/5/10/chartex" xmlns:cx5="http://schemas.microsoft.com/office/drawing/2016/5/11/chartex" xmlns:cx6="http://schemas.microsoft.com/office/drawing/2016/5/12/chartex" xmlns:cx7="http://schemas.microsoft.com/office/drawing/2016/5/13/chartex" xmlns:cx8="http://schemas.microsoft.com/office/drawing/2016/5/14/chartex" xmlns:mc="http://schemas.openxmlformats.org/markup-compatibility/2006" xmlns:aink="http://schemas.microsoft.com/office/drawing/2016/ink" xmlns:am3d="http://schemas.microsoft.com/office/drawing/2017/model3d" xmlns:o="urn:schemas-microsoft-com:office:office" xmlns:oel="http://schemas.microsoft.com/office/2019/extlst" xmlns:r="http://schemas.openxmlformats.org/officeDocument/2006/relationships" xmlns:m="http://schemas.openxmlformats.org/officeDocument/2006/math" xmlns:v="urn:schemas-microsoft-com:vml" xmlns:wp14="http://schemas.microsoft.com/office/word/2010/wordprocessingDrawing" xmlns:wp="http://schemas.openxmlformats.org/drawingml/2006/wordprocessingDrawing" xmlns:w10="urn:schemas-microsoft-com:office:word" xmlns:w="http://schemas.openxmlformats.org/wordprocessingml/2006/main" xmlns:w14="http://schemas.microsoft.com/office/word/2010/wordml" xmlns:w15="http://schemas.microsoft.com/office/word/2012/wordml" xmlns:w16cei="http://schemas.microsoft.com/office/word/2026/wordml/cei" xmlns:w16cex="http://schemas.microsoft.com/office/word/2018/wordml/cex" xmlns:w16cid="http://schemas.microsoft.com/office/word/2016/wordml/cid" xmlns:w16="http://schemas.microsoft.com/office/word/2018/wordml" xmlns:w16du="http://schemas.microsoft.com/office/word/2023/wordml/word16du" xmlns:w16sdtdh="http://schemas.microsoft.com/office/word/2020/wordml/sdtdatahash" xmlns:w16sdtfl="http://schemas.microsoft.com/office/word/2024/wordml/sdtformatlock" xmlns:w16se="http://schemas.microsoft.com/office/word/2015/wordml/symex" xmlns:wpg="http://schemas.microsoft.com/office/word/2010/wordprocessingGroup" xmlns:wpi="http://schemas.microsoft.com/office/word/2010/wordprocessingInk" xmlns:wne="http://schemas.microsoft.com/office/word/2006/wordml" xmlns:wps="http://schemas.microsoft.com/office/word/2010/wordprocessingShape" mc:Ignorable="w14 w15 w16se w16cid w16 w16cex w16sdtdh w16sdtfl w16du wp14">
   <w:abstractNum w:abstractNumId="0" w15:restartNumberingAfterBreak="0">
     <w:nsid w:val="00508A42"/>
     <w:multiLevelType w:val="hybridMultilevel"/>
@@ -21429,155 +21416,155 @@
       </w:rPr>
     </w:lvl>
   </w:abstractNum>
-  <w:num w:numId="1">
+  <w:num w:numId="1" w16cid:durableId="930628493">
     <w:abstractNumId w:val="26"/>
   </w:num>
-  <w:num w:numId="2">
+  <w:num w:numId="2" w16cid:durableId="1253274410">
     <w:abstractNumId w:val="47"/>
   </w:num>
-  <w:num w:numId="3">
+  <w:num w:numId="3" w16cid:durableId="1898972508">
     <w:abstractNumId w:val="5"/>
   </w:num>
-  <w:num w:numId="4">
+  <w:num w:numId="4" w16cid:durableId="1954238752">
     <w:abstractNumId w:val="4"/>
   </w:num>
-  <w:num w:numId="5">
+  <w:num w:numId="5" w16cid:durableId="1350567133">
     <w:abstractNumId w:val="16"/>
   </w:num>
-  <w:num w:numId="6">
+  <w:num w:numId="6" w16cid:durableId="328795545">
     <w:abstractNumId w:val="0"/>
   </w:num>
-  <w:num w:numId="7">
+  <w:num w:numId="7" w16cid:durableId="439762370">
     <w:abstractNumId w:val="24"/>
   </w:num>
-  <w:num w:numId="8">
+  <w:num w:numId="8" w16cid:durableId="940383344">
     <w:abstractNumId w:val="20"/>
   </w:num>
-  <w:num w:numId="9">
+  <w:num w:numId="9" w16cid:durableId="1508250618">
     <w:abstractNumId w:val="32"/>
   </w:num>
-  <w:num w:numId="10">
+  <w:num w:numId="10" w16cid:durableId="1328943861">
     <w:abstractNumId w:val="28"/>
   </w:num>
-  <w:num w:numId="11">
+  <w:num w:numId="11" w16cid:durableId="32930684">
     <w:abstractNumId w:val="42"/>
   </w:num>
-  <w:num w:numId="12">
+  <w:num w:numId="12" w16cid:durableId="919097680">
     <w:abstractNumId w:val="40"/>
   </w:num>
-  <w:num w:numId="13">
+  <w:num w:numId="13" w16cid:durableId="2074966589">
     <w:abstractNumId w:val="35"/>
   </w:num>
-  <w:num w:numId="14">
+  <w:num w:numId="14" w16cid:durableId="681932903">
     <w:abstractNumId w:val="45"/>
   </w:num>
-  <w:num w:numId="15">
+  <w:num w:numId="15" w16cid:durableId="1366129568">
     <w:abstractNumId w:val="38"/>
   </w:num>
-  <w:num w:numId="16">
+  <w:num w:numId="16" w16cid:durableId="1820994613">
     <w:abstractNumId w:val="18"/>
   </w:num>
-  <w:num w:numId="17">
+  <w:num w:numId="17" w16cid:durableId="960574272">
     <w:abstractNumId w:val="44"/>
   </w:num>
-  <w:num w:numId="18">
+  <w:num w:numId="18" w16cid:durableId="90661861">
     <w:abstractNumId w:val="1"/>
   </w:num>
-  <w:num w:numId="19">
+  <w:num w:numId="19" w16cid:durableId="1632126701">
     <w:abstractNumId w:val="2"/>
   </w:num>
-  <w:num w:numId="20">
+  <w:num w:numId="20" w16cid:durableId="310411114">
     <w:abstractNumId w:val="6"/>
   </w:num>
-  <w:num w:numId="21">
+  <w:num w:numId="21" w16cid:durableId="50203600">
     <w:abstractNumId w:val="41"/>
   </w:num>
-  <w:num w:numId="22">
+  <w:num w:numId="22" w16cid:durableId="182061633">
     <w:abstractNumId w:val="9"/>
   </w:num>
-  <w:num w:numId="23">
+  <w:num w:numId="23" w16cid:durableId="1299993014">
     <w:abstractNumId w:val="17"/>
   </w:num>
-  <w:num w:numId="24">
+  <w:num w:numId="24" w16cid:durableId="54353464">
     <w:abstractNumId w:val="23"/>
   </w:num>
-  <w:num w:numId="25">
+  <w:num w:numId="25" w16cid:durableId="1986472070">
     <w:abstractNumId w:val="8"/>
   </w:num>
-  <w:num w:numId="26">
+  <w:num w:numId="26" w16cid:durableId="685864068">
     <w:abstractNumId w:val="25"/>
   </w:num>
-  <w:num w:numId="27">
+  <w:num w:numId="27" w16cid:durableId="615872731">
     <w:abstractNumId w:val="31"/>
   </w:num>
-  <w:num w:numId="28">
+  <w:num w:numId="28" w16cid:durableId="1363822085">
     <w:abstractNumId w:val="37"/>
   </w:num>
-  <w:num w:numId="29">
+  <w:num w:numId="29" w16cid:durableId="2115205590">
     <w:abstractNumId w:val="29"/>
   </w:num>
-  <w:num w:numId="30">
+  <w:num w:numId="30" w16cid:durableId="1151336797">
     <w:abstractNumId w:val="46"/>
   </w:num>
-  <w:num w:numId="31">
+  <w:num w:numId="31" w16cid:durableId="130831973">
     <w:abstractNumId w:val="22"/>
   </w:num>
-  <w:num w:numId="32">
+  <w:num w:numId="32" w16cid:durableId="342711053">
     <w:abstractNumId w:val="14"/>
   </w:num>
-  <w:num w:numId="33">
+  <w:num w:numId="33" w16cid:durableId="885138620">
     <w:abstractNumId w:val="10"/>
   </w:num>
-  <w:num w:numId="34">
+  <w:num w:numId="34" w16cid:durableId="17975865">
     <w:abstractNumId w:val="21"/>
   </w:num>
-  <w:num w:numId="35">
+  <w:num w:numId="35" w16cid:durableId="1785492992">
     <w:abstractNumId w:val="7"/>
   </w:num>
-  <w:num w:numId="36">
+  <w:num w:numId="36" w16cid:durableId="99688997">
     <w:abstractNumId w:val="15"/>
   </w:num>
-  <w:num w:numId="37">
+  <w:num w:numId="37" w16cid:durableId="447430554">
     <w:abstractNumId w:val="19"/>
   </w:num>
-  <w:num w:numId="38">
+  <w:num w:numId="38" w16cid:durableId="1189955143">
     <w:abstractNumId w:val="43"/>
   </w:num>
-  <w:num w:numId="39">
+  <w:num w:numId="39" w16cid:durableId="518087432">
     <w:abstractNumId w:val="33"/>
   </w:num>
-  <w:num w:numId="40">
+  <w:num w:numId="40" w16cid:durableId="1103645386">
     <w:abstractNumId w:val="13"/>
   </w:num>
-  <w:num w:numId="41">
+  <w:num w:numId="41" w16cid:durableId="1130902184">
     <w:abstractNumId w:val="12"/>
   </w:num>
-  <w:num w:numId="42">
+  <w:num w:numId="42" w16cid:durableId="720441186">
     <w:abstractNumId w:val="27"/>
   </w:num>
-  <w:num w:numId="43">
+  <w:num w:numId="43" w16cid:durableId="146096605">
     <w:abstractNumId w:val="30"/>
   </w:num>
-  <w:num w:numId="44">
+  <w:num w:numId="44" w16cid:durableId="1068386116">
     <w:abstractNumId w:val="34"/>
   </w:num>
-  <w:num w:numId="45">
+  <w:num w:numId="45" w16cid:durableId="1882982737">
     <w:abstractNumId w:val="36"/>
   </w:num>
-  <w:num w:numId="46">
+  <w:num w:numId="46" w16cid:durableId="581987164">
     <w:abstractNumId w:val="39"/>
   </w:num>
-  <w:num w:numId="47">
+  <w:num w:numId="47" w16cid:durableId="273710512">
     <w:abstractNumId w:val="3"/>
   </w:num>
-  <w:num w:numId="48">
+  <w:num w:numId="48" w16cid:durableId="682974983">
     <w:abstractNumId w:val="11"/>
   </w:num>
 </w:numbering>
 </file>
 
 <file path=word/styles.xml><?xml version="1.0" encoding="utf-8"?>
-<w:styles xmlns:mc="http://schemas.openxmlformats.org/markup-compatibility/2006" xmlns:r="http://schemas.openxmlformats.org/officeDocument/2006/relationships" xmlns:w="http://schemas.openxmlformats.org/wordprocessingml/2006/main" xmlns:w14="http://schemas.microsoft.com/office/word/2010/wordml" xmlns:w15="http://schemas.microsoft.com/office/word/2012/wordml" xmlns:w16cex="http://schemas.microsoft.com/office/word/2018/wordml/cex" xmlns:w16cid="http://schemas.microsoft.com/office/word/2016/wordml/cid" xmlns:w16="http://schemas.microsoft.com/office/word/2018/wordml" xmlns:w16se="http://schemas.microsoft.com/office/word/2015/wordml/symex" mc:Ignorable="w14 w15 w16se w16cid w16 w16cex">
+<w:styles xmlns:mc="http://schemas.openxmlformats.org/markup-compatibility/2006" xmlns:r="http://schemas.openxmlformats.org/officeDocument/2006/relationships" xmlns:w="http://schemas.openxmlformats.org/wordprocessingml/2006/main" xmlns:w14="http://schemas.microsoft.com/office/word/2010/wordml" xmlns:w15="http://schemas.microsoft.com/office/word/2012/wordml" xmlns:w16cex="http://schemas.microsoft.com/office/word/2018/wordml/cex" xmlns:w16cid="http://schemas.microsoft.com/office/word/2016/wordml/cid" xmlns:w16="http://schemas.microsoft.com/office/word/2018/wordml" xmlns:w16du="http://schemas.microsoft.com/office/word/2023/wordml/word16du" xmlns:w16sdtdh="http://schemas.microsoft.com/office/word/2020/wordml/sdtdatahash" xmlns:w16sdtfl="http://schemas.microsoft.com/office/word/2024/wordml/sdtformatlock" xmlns:w16se="http://schemas.microsoft.com/office/word/2015/wordml/symex" mc:Ignorable="w14 w15 w16se w16cid w16 w16cex w16sdtdh w16sdtfl w16du">
   <w:docDefaults>
     <w:rPrDefault>
       <w:rPr>
@@ -22972,12 +22959,6 @@
 </file>
 
 <file path=customXml/item1.xml><?xml version="1.0" encoding="utf-8"?>
-<p:properties xmlns:p="http://schemas.microsoft.com/office/2006/metadata/properties" xmlns:xsi="http://www.w3.org/2001/XMLSchema-instance" xmlns:pc="http://schemas.microsoft.com/office/infopath/2007/PartnerControls">
-  <documentManagement/>
-</p:properties>
-</file>
-
-<file path=customXml/item2.xml><?xml version="1.0" encoding="utf-8"?>
 <ct:contentTypeSchema xmlns:ct="http://schemas.microsoft.com/office/2006/metadata/contentType" xmlns:ma="http://schemas.microsoft.com/office/2006/metadata/properties/metaAttributes" ct:_="" ma:_="" ma:contentTypeName="Tài liệu" ma:contentTypeID="0x0101003AA77D8DEF4A554E801E4A45A927EFD0" ma:contentTypeVersion="5" ma:contentTypeDescription="Tạo tài liệu mới." ma:contentTypeScope="" ma:versionID="bf38e9d2ec086e24de2554df57d99f9e">
   <xsd:schema xmlns:xsd="http://www.w3.org/2001/XMLSchema" xmlns:xs="http://www.w3.org/2001/XMLSchema" xmlns:p="http://schemas.microsoft.com/office/2006/metadata/properties" xmlns:ns3="247bcafb-a4e0-41a7-807f-0b48a03a4da9" targetNamespace="http://schemas.microsoft.com/office/2006/metadata/properties" ma:root="true" ma:fieldsID="2bd0a398d774aa6d7e992ad0af45296b" ns3:_="">
     <xsd:import namespace="247bcafb-a4e0-41a7-807f-0b48a03a4da9"/>
@@ -23127,8 +23108,14 @@
 </ct:contentTypeSchema>
 </file>
 
+<file path=customXml/item2.xml><?xml version="1.0" encoding="utf-8"?>
+<b:Sources xmlns:b="http://schemas.openxmlformats.org/officeDocument/2006/bibliography" xmlns="http://schemas.openxmlformats.org/officeDocument/2006/bibliography" SelectedStyle="\APASixthEditionOfficeOnline.xsl" StyleName="APA" Version="6"/>
+</file>
+
 <file path=customXml/item3.xml><?xml version="1.0" encoding="utf-8"?>
-<b:Sources xmlns:b="http://schemas.openxmlformats.org/officeDocument/2006/bibliography" xmlns="http://schemas.openxmlformats.org/officeDocument/2006/bibliography" SelectedStyle="\APASixthEditionOfficeOnline.xsl" StyleName="APA" Version="6"/>
+<p:properties xmlns:p="http://schemas.microsoft.com/office/2006/metadata/properties" xmlns:xsi="http://www.w3.org/2001/XMLSchema-instance" xmlns:pc="http://schemas.microsoft.com/office/infopath/2007/PartnerControls">
+  <documentManagement/>
+</p:properties>
 </file>
 
 <file path=customXml/item4.xml><?xml version="1.0" encoding="utf-8"?>
@@ -23141,15 +23128,6 @@
 </file>
 
 <file path=customXml/itemProps1.xml><?xml version="1.0" encoding="utf-8"?>
-<ds:datastoreItem xmlns:ds="http://schemas.openxmlformats.org/officeDocument/2006/customXml" ds:itemID="{46FE6A15-E9F5-41ED-A595-CA931F852BAE}">
-  <ds:schemaRefs>
-    <ds:schemaRef ds:uri="http://schemas.microsoft.com/office/2006/metadata/properties"/>
-    <ds:schemaRef ds:uri="http://schemas.microsoft.com/office/infopath/2007/PartnerControls"/>
-  </ds:schemaRefs>
-</ds:datastoreItem>
-</file>
-
-<file path=customXml/itemProps2.xml><?xml version="1.0" encoding="utf-8"?>
 <ds:datastoreItem xmlns:ds="http://schemas.openxmlformats.org/officeDocument/2006/customXml" ds:itemID="{8ECFEF73-5CC3-44AD-8B4B-24E3ABA9326C}">
   <ds:schemaRefs>
     <ds:schemaRef ds:uri="http://schemas.microsoft.com/office/2006/metadata/contentType"/>
@@ -23167,10 +23145,19 @@
 </ds:datastoreItem>
 </file>
 
-<file path=customXml/itemProps3.xml><?xml version="1.0" encoding="utf-8"?>
+<file path=customXml/itemProps2.xml><?xml version="1.0" encoding="utf-8"?>
 <ds:datastoreItem xmlns:ds="http://schemas.openxmlformats.org/officeDocument/2006/customXml" ds:itemID="{2A8B46DA-9039-4C4E-B10F-43F05E40A0AA}">
   <ds:schemaRefs>
     <ds:schemaRef ds:uri="http://schemas.openxmlformats.org/officeDocument/2006/bibliography"/>
+  </ds:schemaRefs>
+</ds:datastoreItem>
+</file>
+
+<file path=customXml/itemProps3.xml><?xml version="1.0" encoding="utf-8"?>
+<ds:datastoreItem xmlns:ds="http://schemas.openxmlformats.org/officeDocument/2006/customXml" ds:itemID="{46FE6A15-E9F5-41ED-A595-CA931F852BAE}">
+  <ds:schemaRefs>
+    <ds:schemaRef ds:uri="http://schemas.microsoft.com/office/2006/metadata/properties"/>
+    <ds:schemaRef ds:uri="http://schemas.microsoft.com/office/infopath/2007/PartnerControls"/>
   </ds:schemaRefs>
 </ds:datastoreItem>
 </file>
